--- a/docs/CloudDrive_Report_2_FileStorage.docx
+++ b/docs/CloudDrive_Report_2_FileStorage.docx
@@ -358,7 +358,7 @@
               <w:rPr>
                 <w:sz w:val="18"/>
               </w:rPr>
-              <w:t>Member 1</w:t>
+              <w:t>Abdul Ahad</w:t>
             </w:r>
           </w:p>
         </w:tc>
@@ -418,7 +418,7 @@
               <w:rPr>
                 <w:sz w:val="18"/>
               </w:rPr>
-              <w:t>Member 3</w:t>
+              <w:t>Touseef Abbas</w:t>
             </w:r>
           </w:p>
         </w:tc>

--- a/docs/CloudDrive_Report_2_FileStorage.docx
+++ b/docs/CloudDrive_Report_2_FileStorage.docx
@@ -204,7 +204,7 @@
           <w:color w:val="1F2937"/>
           <w:sz w:val="21"/>
         </w:rPr>
-        <w:t>6. My Cloud &amp; DevOps Contribution — S3, Terraform &amp; Docker</w:t>
+        <w:t>6. My Cloud &amp; DevOps Contribution — Amazon S3 &amp; Terraform (IaC)</w:t>
       </w:r>
       <w:r>
         <w:rPr>
@@ -235,7 +235,7 @@
           <w:sz w:val="21"/>
         </w:rPr>
         <w:tab/>
-        <w:t>6</w:t>
+        <w:t>5</w:t>
       </w:r>
     </w:p>
     <w:p>
@@ -358,7 +358,7 @@
               <w:rPr>
                 <w:sz w:val="18"/>
               </w:rPr>
-              <w:t>Abdul Ahad</w:t>
+              <w:t>Touseef Abbas</w:t>
             </w:r>
           </w:p>
         </w:tc>
@@ -404,7 +404,7 @@
               <w:rPr>
                 <w:sz w:val="18"/>
               </w:rPr>
-              <w:t>Sharing &amp; Collaboration</w:t>
+              <w:t>Sharing &amp; Collaboration (+ Docker/Deployment)</w:t>
             </w:r>
           </w:p>
         </w:tc>
@@ -418,7 +418,7 @@
               <w:rPr>
                 <w:sz w:val="18"/>
               </w:rPr>
-              <w:t>Touseef Abbas</w:t>
+              <w:t>Abdul Ahad</w:t>
             </w:r>
           </w:p>
         </w:tc>
@@ -1154,36 +1154,6 @@
           </w:p>
         </w:tc>
       </w:tr>
-      <w:tr>
-        <w:tc>
-          <w:tcPr>
-            <w:tcW w:type="dxa" w:w="2448"/>
-          </w:tcPr>
-          <w:p>
-            <w:r/>
-            <w:r>
-              <w:rPr>
-                <w:sz w:val="18"/>
-              </w:rPr>
-              <w:t>Docker</w:t>
-            </w:r>
-          </w:p>
-        </w:tc>
-        <w:tc>
-          <w:tcPr>
-            <w:tcW w:type="dxa" w:w="6624"/>
-          </w:tcPr>
-          <w:p>
-            <w:r/>
-            <w:r>
-              <w:rPr>
-                <w:sz w:val="18"/>
-              </w:rPr>
-              <w:t>Packages the app and its dependencies into a container. Benefit: runs identically everywhere — no 'works on my machine' issues.</w:t>
-            </w:r>
-          </w:p>
-        </w:tc>
-      </w:tr>
     </w:tbl>
     <w:p>
       <w:pPr>
@@ -1193,7 +1163,7 @@
         <w:rPr>
           <w:color w:val="2563EB"/>
         </w:rPr>
-        <w:t>6. My Cloud &amp; DevOps Contribution — S3, Terraform &amp; Docker</w:t>
+        <w:t>6. My Cloud &amp; DevOps Contribution — Amazon S3 &amp; Terraform (IaC)</w:t>
       </w:r>
     </w:p>
     <w:p>
@@ -1205,7 +1175,7 @@
           <w:color w:val="1F2937"/>
           <w:sz w:val="21"/>
         </w:rPr>
-        <w:t>I own the project's cloud storage and its packaging and infrastructure-as-code.</w:t>
+        <w:t>I own the project's cloud storage and its infrastructure-as-code.</w:t>
       </w:r>
     </w:p>
     <w:p>
@@ -1238,56 +1208,7 @@
         <w:rPr>
           <w:sz w:val="21"/>
         </w:rPr>
-        <w:t>A Dockerfile that containerizes the whole app; the same image runs locally and on ECS.</w:t>
-      </w:r>
-    </w:p>
-    <w:p>
-      <w:pPr>
-        <w:spacing w:after="160" w:before="40"/>
-      </w:pPr>
-      <w:r>
-        <w:rPr>
-          <w:rFonts w:ascii="Consolas" w:hAnsi="Consolas"/>
-          <w:color w:val="0B3066"/>
-          <w:sz w:val="17"/>
-        </w:rPr>
-        <w:t>FROM python:3.12-slim</w:t>
-        <w:br/>
-      </w:r>
-      <w:r>
-        <w:rPr>
-          <w:rFonts w:ascii="Consolas" w:hAnsi="Consolas"/>
-          <w:color w:val="0B3066"/>
-          <w:sz w:val="17"/>
-        </w:rPr>
-        <w:t>WORKDIR /app</w:t>
-        <w:br/>
-      </w:r>
-      <w:r>
-        <w:rPr>
-          <w:rFonts w:ascii="Consolas" w:hAnsi="Consolas"/>
-          <w:color w:val="0B3066"/>
-          <w:sz w:val="17"/>
-        </w:rPr>
-        <w:t>RUN pip install --no-cache-dir -r requirements.txt</w:t>
-        <w:br/>
-      </w:r>
-      <w:r>
-        <w:rPr>
-          <w:rFonts w:ascii="Consolas" w:hAnsi="Consolas"/>
-          <w:color w:val="0B3066"/>
-          <w:sz w:val="17"/>
-        </w:rPr>
-        <w:t>COPY backend ./backend ; COPY frontend ./frontend</w:t>
-        <w:br/>
-      </w:r>
-      <w:r>
-        <w:rPr>
-          <w:rFonts w:ascii="Consolas" w:hAnsi="Consolas"/>
-          <w:color w:val="0B3066"/>
-          <w:sz w:val="17"/>
-        </w:rPr>
-        <w:t>CMD ["uvicorn", "backend.main:app", "--host", "0.0.0.0", "--port", "8000"]</w:t>
+        <w:t>Pre-signed URLs against a private bucket, so files are never publicly exposed.</w:t>
       </w:r>
     </w:p>
     <w:p>
@@ -1341,59 +1262,6 @@
           <w:sz w:val="18"/>
         </w:rPr>
         <w:t>Figure 3: Real objects in the S3 bucket (versioning + AES-256).</w:t>
-      </w:r>
-    </w:p>
-    <w:p>
-      <w:pPr>
-        <w:jc w:val="center"/>
-      </w:pPr>
-      <w:r>
-        <w:drawing>
-          <wp:inline xmlns:a="http://schemas.openxmlformats.org/drawingml/2006/main" xmlns:pic="http://schemas.openxmlformats.org/drawingml/2006/picture">
-            <wp:extent cx="5669280" cy="2747865"/>
-            <wp:docPr id="4" name="Picture 4"/>
-            <wp:cNvGraphicFramePr>
-              <a:graphicFrameLocks noChangeAspect="1"/>
-            </wp:cNvGraphicFramePr>
-            <a:graphic>
-              <a:graphicData uri="http://schemas.openxmlformats.org/drawingml/2006/picture">
-                <pic:pic>
-                  <pic:nvPicPr>
-                    <pic:cNvPr id="0" name="docker.png"/>
-                    <pic:cNvPicPr/>
-                  </pic:nvPicPr>
-                  <pic:blipFill>
-                    <a:blip r:embed="rId12"/>
-                    <a:stretch>
-                      <a:fillRect/>
-                    </a:stretch>
-                  </pic:blipFill>
-                  <pic:spPr>
-                    <a:xfrm>
-                      <a:off x="0" y="0"/>
-                      <a:ext cx="5669280" cy="2747865"/>
-                    </a:xfrm>
-                    <a:prstGeom prst="rect"/>
-                  </pic:spPr>
-                </pic:pic>
-              </a:graphicData>
-            </a:graphic>
-          </wp:inline>
-        </w:drawing>
-      </w:r>
-    </w:p>
-    <w:p>
-      <w:pPr>
-        <w:spacing w:after="200"/>
-        <w:jc w:val="center"/>
-      </w:pPr>
-      <w:r>
-        <w:rPr>
-          <w:i/>
-          <w:color w:val="6B7280"/>
-          <w:sz w:val="18"/>
-        </w:rPr>
-        <w:t>Figure 4: The app running inside a Docker container, serving S3.</w:t>
       </w:r>
     </w:p>
     <w:p>
@@ -1664,7 +1532,7 @@
           <w:color w:val="1F2937"/>
           <w:sz w:val="21"/>
         </w:rPr>
-        <w:t>I delivered the cloud storage core — the pre-signed upload/download flow on Amazon S3, the pluggable storage layer, and folder and quota management — plus the Terraform and Docker packaging that make the application deployable to the cloud.</w:t>
+        <w:t>I delivered the cloud storage core — the pre-signed upload/download flow on Amazon S3, the pluggable storage layer, and folder and quota management — plus the Terraform infrastructure-as-code that provisions the cloud storage.</w:t>
       </w:r>
     </w:p>
     <w:sectPr>
